--- a/docs/RaspberryPi_ESP32_Modular_Terminal_Technical_Spec.docx
+++ b/docs/RaspberryPi_ESP32_Modular_Terminal_Technical_Spec.docx
@@ -1085,7 +1085,7 @@
           <w:color w:val="183329"/>
           <w:sz w:val="20"/>
         </w:rPr>
-        <w:t>插件通过纯 C ABI 与 Host 通信；C++/Qt 类型不作为跨库 ABI。回调在 Host 线程串行分发，插件不得阻塞 UI。共享库与主程序处于同一进程，当前设计并不提供插件沙箱隔离。</w:t>
+        <w:t>插件通过纯 C ABI 与 Host 通信；C++/Qt 类型不作为跨库 ABI。回调经有界 IPC 串行分发，插件不得阻塞 UI。默认形态是每个模块实例一个独立低权限 worker 进程（systemd DynamicUser=yes、PrivateNetwork=yes、PrivateTmp=yes、ProtectHome=read-only、ProtectSystem=strict、NoNewPrivileges=yes、RestrictAddressFamilies=AF_UNIX），宿主与 worker 之间经 RuntimeDirectory 下的 Unix socket 交换 p0-worker-v1 帧（u32le 长度 + JSON，单帧 ≤64 KiB，深度 ≤8，op 白名单）。设置 ORANGE_PI_MODULE_INPROCESS=1 可回到同进程 QLibrary 形态，该回退路径只用于既有测试与调试，**不构成隔离证据**。</w:t>
       </w:r>
     </w:p>
     <w:p>
@@ -1189,7 +1189,7 @@
           <w:color w:val="183329"/>
           <w:sz w:val="20"/>
         </w:rPr>
-        <w:t>当前 module-transport-v1 仅接受 fixed_ble 或 fixed_hotspot_lan。fixed_hotspot_lan 会话的 package_transport 必须是 data。BLE-only 会话可选 data（默认活动链路）或显式 hotspot_lan（只为插件包临时启用热点），不是双无线业务会话。</w:t>
+        <w:t>当前 module-transport-v1 接受 fixed_ble 或 fixed_hotspot_lan，package_transport 接受 data 或 hotspot_lan，四种组合均合法。业务 lane 与包通道是两个独立决策：fixed_ble + data 表示业务与包同一 BLE 会话；fixed_ble + hotspot_lan 表示业务仍走认证 BLE、插件包另租短期热点；fixed_hotspot_lan + data 表示业务与包同一 LAN 会话；fixed_hotspot_lan + hotspot_lan 表示业务走认证 LAN、插件包另租一次热点。任一组合都不是双无线业务会话。</w:t>
       </w:r>
     </w:p>
     <w:tbl>
@@ -1549,6 +1549,48 @@
                 <w:sz w:val="17"/>
               </w:rPr>
               <w:t>同一 LAN 会话</w:t>
+            </w:r>
+          </w:p>
+        </w:tc>
+      </w:tr>
+      <w:tr>
+        <w:tc>
+          <w:tcPr>
+            <w:tcW w:type="dxa" w:w="2541"/>
+          </w:tcPr>
+          <w:p>
+            <w:r>
+              <w:t>fixed_hotspot_lan</w:t>
+            </w:r>
+          </w:p>
+        </w:tc>
+        <w:tc>
+          <w:tcPr>
+            <w:tcW w:type="dxa" w:w="2541"/>
+          </w:tcPr>
+          <w:p>
+            <w:r>
+              <w:t>hotspot_lan</w:t>
+            </w:r>
+          </w:p>
+        </w:tc>
+        <w:tc>
+          <w:tcPr>
+            <w:tcW w:type="dxa" w:w="2541"/>
+          </w:tcPr>
+          <w:p>
+            <w:r>
+              <w:t>认证热点 LAN</w:t>
+            </w:r>
+          </w:p>
+        </w:tc>
+        <w:tc>
+          <w:tcPr>
+            <w:tcW w:type="dxa" w:w="2541"/>
+          </w:tcPr>
+          <w:p>
+            <w:r>
+              <w:t>显式短期热点 HTTP（独立于业务 LAN）</w:t>
             </w:r>
           </w:p>
         </w:tc>
@@ -2182,7 +2224,7 @@
           <w:color w:val="183329"/>
           <w:sz w:val="19"/>
         </w:rPr>
-        <w:t>插件运行在 Pi 主程序进程并继承相同 OS 权限。manifest permissions 是能力声明，不是内核权限隔离；不可信插件需要独立进程和 IPC 才能建立隔离边界。</w:t>
+        <w:t>插件默认运行在独立 worker 进程，由 systemd 分配临时 UID，读不到用户数据库、HOME 与宿主配置文件，且默认无公网出口。manifest permissions 仍是能力声明，不是内核权限隔离；worker 边界提供的是进程与文件系统隔离，完整 CPU/内存/seccomp 加固与网络代理属 P1。</w:t>
       </w:r>
     </w:p>
     <w:p>
@@ -2212,6 +2254,111 @@
           <w:sz w:val="17"/>
         </w:rPr>
         <w:t>源码索引：pi_terminal/src/core/ConnectionManager.cpp · TransportPolicy.h · SessionStateMachine.cpp · ModuleManager.cpp · PackageReceiver.cpp；module-devkit/tools/package_tool.py；module-devkit/sdk/include/pi_module_api.h。</w:t>
+      </w:r>
+    </w:p>
+    <w:p>
+      <w:pPr>
+        <w:pStyle w:val="Heading1"/>
+      </w:pPr>
+      <w:r>
+        <w:t>10. 控制面安全（PBR secure v1）</w:t>
+      </w:r>
+    </w:p>
+    <w:p>
+      <w:r>
+        <w:t>PBR1 帧头保持不变，认证后的 payload 改为 AEAD 信封：env_ver(1) || key_id(1) || nonce(12) || ciphertext || tag(16)。算法套件冻结为 X25519 密钥交换、HKDF-SHA256（info="pbr-secure-v1"，输出 96 字节）、ChaCha20-Poly1305 AEAD、ECDSA P-256 身份签名（r‖s 64 字节）、SHA-256 哈希。</w:t>
+      </w:r>
+    </w:p>
+    <w:p>
+      <w:r>
+        <w:t>拒绝顺序不可调换：帧头合法性 → CRC16 → env_ver/key_id → tag → auth_seq 单调性 → JSON/schema 校验 → event_id 去重与 TTL → 业务分派与 ACK。tag 必须先于 auth_seq 验证，否则未认证的伪造帧可把接收方序号推高，构成 DoS。</w:t>
+      </w:r>
+    </w:p>
+    <w:p>
+      <w:r>
+        <w:t>非零全零共享密钥（低阶点）、auth_seq 为 0 或回退、auth_seq 接近 2^64-1 未重握手，一律失败关闭。实现位于 pi_terminal/src/protocol/pbr_aead.cpp、pbr_session.cpp、pbr_handshake.cpp，并以 docs/pbr-secure-v1/vectors.json 的官方测试向量逐字节验证。</w:t>
+      </w:r>
+    </w:p>
+    <w:p>
+      <w:pPr>
+        <w:pStyle w:val="Heading1"/>
+      </w:pPr>
+      <w:r>
+        <w:t>11. 业务数据面安全（LAN TLS / BLE 两层）</w:t>
+      </w:r>
+    </w:p>
+    <w:p>
+      <w:r>
+        <w:t>LAN 方向固定为模块监听、Pi 主动连接，方向不变。模块使用自签证书，Pi 先以 VerifyNone 完成握手，随后立刻比对 peerCertificate() 的 SHA-256 指纹与profile 中登记的 pin_sha256；不一致立即断开并返回 IDENTITY_REJECTED。profile 缺少指纹时拒绝连接，**不存在明文 TCP 回退**。协议为 TLS 1.2 或更高。</w:t>
+      </w:r>
+    </w:p>
+    <w:p>
+      <w:r>
+        <w:t>BLE 采用两层认证：链路层要求 BlueZ pairingStatus == Paired；应用层再做一次挑战-响应，response = HMAC-SHA256(k, challenge || module_id || boot_id)，32 字节对称密钥由配对时经 LAN 下发并写入模块 NVS。未通过前不发送任何业务数据，连续 3 次失败断开，不降级明文。单条业务 payload ≤512 字节，分片由传输层内部完成。</w:t>
+      </w:r>
+    </w:p>
+    <w:p>
+      <w:pPr>
+        <w:pStyle w:val="Heading1"/>
+      </w:pPr>
+      <w:r>
+        <w:t>12. 用户、PIN 与本地数据存储</w:t>
+      </w:r>
+    </w:p>
+    <w:p>
+      <w:r>
+        <w:t>终端只有一个 activeUserId。PIN 经 PBKDF2-HMAC-SHA256（迭代 ≥600,000，salt 16 字节，输出 32 字节 KEK）派生；数据库密钥是每用户随机的 32 字节，只经 KEK 封装后落盘。改 PIN 只重新封装数据库密钥，不重加密整库。每个用户一个独立 SQLCipher 数据库，互相不可读；错误密钥返回 SQLITE_NOTADB(26)，不得回退到明文 SQLite。</w:t>
+      </w:r>
+    </w:p>
+    <w:p>
+      <w:r>
+        <w:t>离线恢复码提供与 PIN 独立的第二条解封路径：建档时同时用恢复密钥（REK）封装同一个数据库密钥。丢 PIN 时用恢复码取回数据；两者都丢失才需要销毁数据。恢复码只显示一次，不落盘明文。</w:t>
+      </w:r>
+    </w:p>
+    <w:p>
+      <w:r>
+        <w:t>数据库加固：PRAGMA temp_store=MEMORY、journal_mode=DELETE、secure_delete=ON、cipher_memory_security=ON，任一条失败即拒绝打开，避免明文落入临时文件或 WAL。</w:t>
+      </w:r>
+    </w:p>
+    <w:p>
+      <w:r>
+        <w:t>审计只记录动作与结果（谁、何时、对什么、结果），不记录 PIN、token、卡号或健康数值；写入侧有字段白名单，纯数字串与含空格的自由文本一律拒写。</w:t>
+      </w:r>
+    </w:p>
+    <w:p>
+      <w:pPr>
+        <w:pStyle w:val="Heading1"/>
+      </w:pPr>
+      <w:r>
+        <w:t>13. 模块页面的数据访问接口</w:t>
+      </w:r>
+    </w:p>
+    <w:p>
+      <w:r>
+        <w:t>模块页在独立 QQmlEngine 中加载自带 QML 页面，宿主对象（connectionManager、systemTools、musicService 等）不可见；页面 import 受限，禁止 Qt.labs.platform、Qt.labs.settings、QtQuick.LocalStorage、QtWebView、QtWebEngine 等可访问文件、网络或设置的模块。</w:t>
+      </w:r>
+    </w:p>
+    <w:p>
+      <w:r>
+        <w:t>页面访问用户数据的唯一入口是宿主注入的 ModuleDataApi，作用域由宿主固定为moduleId + instance + 当前登录用户，QML 无法越权。接口为语义化方法：appendSample / recentSamples / historySeries / appendReading / recentReadings / setValue / value / removeValue / keys。**不提供数据库句柄、密钥或任意 SQL**；未登录时全部失败关闭。</w:t>
+      </w:r>
+    </w:p>
+    <w:p>
+      <w:pPr>
+        <w:pStyle w:val="Heading1"/>
+      </w:pPr>
+      <w:r>
+        <w:t>14. 备份、导出与数据生命周期</w:t>
+      </w:r>
+    </w:p>
+    <w:p>
+      <w:r>
+        <w:t>个人备份使用用户自设密码经 PBKDF2 派生的密钥做 AES-256-GCM 加密，文件内含归属用户标识；恢复时逐字节比对，跨用户恢复直接拒绝。写盘使用原子替换，失败不覆盖既有备份，文件权限 0600。</w:t>
+      </w:r>
+    </w:p>
+    <w:p>
+      <w:r>
+        <w:t>记录保留期限由用户选择（30/90/180 天或永久），登录后按期限清理过期历史；清理动作本身记入审计。删除本机数据不影响已拔出的 USB 备份。</w:t>
       </w:r>
     </w:p>
     <w:sectPr>
